--- a/books/emergency-medicine/previews/ch05.docx
+++ b/books/emergency-medicine/previews/ch05.docx
@@ -40,7 +40,7 @@
         <w:pStyle w:val="Compact"/>
       </w:pPr>
       <w:r>
-        <w:t xml:space="preserve">Recognize stroke with a validated stroke screen and state why time matters.</w:t>
+        <w:t xml:space="preserve">Recognize stroke with a standard stroke screen and state why time matters.</w:t>
       </w:r>
     </w:p>
     <w:p>
@@ -273,7 +273,7 @@
         <w:t xml:space="preserve"> </w:t>
       </w:r>
       <w:r>
-        <w:t xml:space="preserve">Introduce yourself by name, speak slowly and in short sentences, and ask one question at a time. Ask the patient’s name, where they are and what day it is, and note the answers. Do not argue with what a confused person says. Ask family, carers or bystanders what the patient is usually like and when the change began, because the answer tells you whether this is new. A medical alert bracelet or card may give the diagnosis and the medicines.</w:t>
+        <w:t xml:space="preserve">Introduce yourself by name, speak slowly and in short sentences, and ask one question at a time. Ask the patient’s name, where they are and what day it is, and note the answers. Do not argue with what a confused person says. Ask family, caregivers or bystanders what the patient is usually like and when the change began, because the answer tells you whether this is new. A medical alert bracelet or card may give the diagnosis and the medicines.</w:t>
       </w:r>
     </w:p>
     <w:p>
@@ -389,7 +389,7 @@
         <w:pStyle w:val="Compact"/>
       </w:pPr>
       <w:r>
-        <w:t xml:space="preserve">Recheck the blood glucose after about 15 minutes, and repeat the treatment if it is still low, as your protocol directs.</w:t>
+        <w:t xml:space="preserve">Recheck the blood glucose after about 15 minutes, and if it is still low, follow your protocol and call for help.</w:t>
       </w:r>
     </w:p>
     <w:p>
@@ -443,7 +443,7 @@
         <w:pStyle w:val="BodyText"/>
       </w:pPr>
       <w:r>
-        <w:t xml:space="preserve">The steps work in this order because swallowing is the safety check. A patient who is awake and swallowing normally can be helped by mouth, and a patient who is not can choke on a drink. Rechecking the reading tells you whether the treatment worked and avoids both a missed relapse and an unnecessary second portion of sugar.</w:t>
+        <w:t xml:space="preserve">The steps work in this order because swallowing is the safety check. A patient who is awake and swallowing normally can be helped by mouth, and a patient who is not can choke on a drink. Rechecking the reading tells you whether the treatment worked and whether the problem has returned.</w:t>
       </w:r>
     </w:p>
     <w:p>
@@ -549,7 +549,7 @@
           <wp:inline>
             <wp:extent cx="5334000" cy="4711700"/>
             <wp:effectExtent b="0" l="0" r="0" t="0"/>
-            <wp:docPr descr="Figure 20. A simplified side view of the brain showing the front, middle and rear regions, each supplied mainly by a different main artery." title="" id="25" name="Picture"/>
+            <wp:docPr descr="Figure 20. A simplified side view of the brain with the front, middle and rear regions shaded; each region is supplied mainly by a different main artery." title="" id="25" name="Picture"/>
             <a:graphic>
               <a:graphicData uri="http://schemas.openxmlformats.org/drawingml/2006/picture">
                 <pic:pic>
@@ -611,7 +611,7 @@
         <w:t xml:space="preserve"> </w:t>
       </w:r>
       <w:r>
-        <w:t xml:space="preserve">A simplified side view of the brain showing the front, middle and rear regions, each supplied mainly by a different main artery.</w:t>
+        <w:t xml:space="preserve">A simplified side view of the brain with the front, middle and rear regions shaded; each region is supplied mainly by a different main artery.</w:t>
       </w:r>
     </w:p>
     <w:p>
@@ -625,7 +625,7 @@
         <w:t xml:space="preserve"> </w:t>
       </w:r>
       <w:r>
-        <w:t xml:space="preserve">The signs begin suddenly. The face droops on one side. An arm or leg becomes weak or numb, usually on one side. Speech is slurred or confused, or the patient cannot find words or understand. Other signs include sudden loss of vision, double vision, sudden severe headache, dizziness, and loss of balance. A short screening tool checks the face, arms and speech and asks the time. One widely taught version is FAST, for Face, Arm, Speech and Time. Some versions add Balance and Eyes, because a stroke in the back of the brain can cause sudden dizziness, loss of balance or loss of vision without a drooping face. Ask the patient to smile, to raise both arms and hold them, and to repeat a short sentence. If any of these is abnormal, treat the patient as having a stroke and note the time.</w:t>
+        <w:t xml:space="preserve">The signs begin suddenly. The face droops on one side. An arm or leg becomes weak or numb, usually on one side. Speech is slurred or confused, or the patient cannot find words or understand. Other signs include sudden loss of vision, double vision, sudden severe headache, dizziness, and loss of balance. A short screening tool checks the face, arms and speech and asks the time. The common version, FAST, is set out in the Remember box. Some versions add Balance and Eyes, because a stroke in the back of the brain can cause sudden dizziness, loss of balance or loss of vision without a drooping face. Ask the patient to smile, to raise both arms and hold them, and to repeat a short sentence. If any of these is abnormal, treat the patient as having a stroke and note the time.</w:t>
       </w:r>
     </w:p>
     <w:p>
@@ -779,7 +779,7 @@
         <w:t xml:space="preserve"> </w:t>
       </w:r>
       <w:r>
-        <w:t xml:space="preserve">The longer the brain goes without blood, the more of it dies, and the available treatments have time limits that are measured in hours. The most useful fact you can give the receiving team is the last time anyone saw the patient well. This may be earlier than the time the symptoms were noticed or the patient was found. A patient who wakes with symptoms was last known well at bedtime, not at waking, and the same applies to someone found on the floor: count from the last time anyone saw them well, and ask family, neighbors or carers when that was. Write down how you know, because the receiving team will ask how the time was worked out.</w:t>
+        <w:t xml:space="preserve">The longer the brain goes without blood, the more of it dies, and the available treatments have time limits that are measured in hours. The most useful fact you can give the receiving team is the last time anyone saw the patient well. This may be earlier than the time the symptoms were noticed or the patient was found. A patient who wakes with symptoms was last known well at bedtime, not at waking, and the same applies to someone found on the floor: count from the last time anyone saw them well, and ask family, neighbors or caregivers when that was. Write down how you know, because the receiving team will ask how the time was worked out.</w:t>
       </w:r>
     </w:p>
     <w:p>
@@ -1065,7 +1065,7 @@
         <w:t xml:space="preserve"> </w:t>
       </w:r>
       <w:r>
-        <w:t xml:space="preserve">Suspect sepsis in a patient who has or may have an infection and who also has any of these signs: a high or a low temperature, a fast heart rate, a fast breathing rate, new confusion or drowsiness, a low blood pressure, cool or mottled skin, or a patient who looks very unwell. In older adults a high temperature is less common and confusion may be the main sign; in infants, poor feeding, unusual sleepiness or a low temperature may be the signs. Early warning scores, which combine several vital signs into a single number, are used in many settings to flag deterioration, and your service will teach the one it uses.</w:t>
+        <w:t xml:space="preserve">Suspect sepsis in a patient who has or may have an infection and who also has any of these signs: a high or a low temperature, a fast heart rate, a fast breathing rate, new confusion or drowsiness, a low blood pressure, cool or mottled skin, or a patient who looks very unwell. In older adults a high temperature is less common and confusion may be the main sign; in infants, poor feeding, unusual sleepiness or a low temperature may be the signs. Early warning scores, which combine several vital signs into a single number, are used in many settings to flag deterioration, and your service will teach the one it uses. A patient who has had an infection and then becomes more unwell rather than better should be assessed again.</w:t>
       </w:r>
     </w:p>
     <w:p>
@@ -1171,14 +1171,6 @@
         <w:pStyle w:val="BodyText"/>
       </w:pPr>
       <w:r>
-        <w:t xml:space="preserve">A patient who has had an infection and then becomes more unwell rather than better should be assessed again.</w:t>
-      </w:r>
-    </w:p>
-    <w:p>
-      <w:pPr>
-        <w:pStyle w:val="BodyText"/>
-      </w:pPr>
-      <w:r>
         <w:t xml:space="preserve">Why Screening Uses Several Signs.</w:t>
       </w:r>
       <w:r>
@@ -1513,7 +1505,7 @@
         <w:t xml:space="preserve"> </w:t>
       </w:r>
       <w:r>
-        <w:t xml:space="preserve">Check airway, breathing and circulation. Let the patient find the position of greatest comfort, and keep them lying down with the legs raised if they are faint or pale. Give nothing by mouth, because the patient may need surgery or may vomit. Take vital signs with the times, and watch for shock. Wear gloves, record what the patient has vomited or passed, and keep a sample if the clinicians ask. Do not give painkillers or medicines for the stomach unless medical direction directs. Giving medicines is outside many roles; follow your scope and medical direction.</w:t>
+        <w:t xml:space="preserve">Check airway, breathing and circulation. Let the patient find the position of greatest comfort, ; if they are faint or pale, lay them down and, if your protocol allows, raise the legs. Give nothing by mouth, because the patient may need surgery or may vomit. Take vital signs with the times, and watch for shock. Wear gloves, record what the patient has vomited or passed, and keep a sample if the clinicians ask. Do not give painkillers or medicines for the stomach unless medical direction directs. Giving medicines is outside many roles; follow your scope and medical direction.</w:t>
       </w:r>
     </w:p>
     <w:p>
@@ -1613,7 +1605,7 @@
         <w:pStyle w:val="BodyText"/>
       </w:pPr>
       <w:r>
-        <w:t xml:space="preserve">In medical emergencies the cause is usually unknown at the bedside, so the priorities have to work before the diagnosis does. First, protect the airway and breathing whatever the cause, because a patient who is drowsy and unexplained can still be kept safe. Second, look for the cause that is quick to check and can be reversed, and do that before the causes that only a hospital can sort out. Third, treat the change over time as more important than any single reading: write each observation with its time, because the trend is the part the receiving team cannot see for themselves. Give weight to what family or carers say is different from usual, since a confused patient cannot report their own baseline. When the story changes, start again from the airway. Any time that arrives with the patient, such as the start of symptoms, the last time anyone saw the patient well or the last meal, belongs on paper before you leave the bedside. An unexplained patient who has become quiet is not a settled patient, so keep rechecking, keep them where you can see them, and ask for help while the patient can still talk to you.</w:t>
+        <w:t xml:space="preserve">In medical emergencies the cause is usually unknown at the bedside, so the priorities have to work before the diagnosis does. First, protect the airway and breathing whatever the cause, because a patient who is drowsy and unexplained can still be kept safe. Second, look for the cause that is quick to check and can be reversed, and do that before the causes that only a hospital can sort out. Third, treat the change over time as more important than any single reading: write each observation with its time, because the trend is the part the receiving team cannot see for themselves. Give weight to what family or caregivers say is different from usual, since a confused patient cannot report their own baseline. When the story changes, start again from the airway. Any time that arrives with the patient, such as the start of symptoms, the last time anyone saw the patient well or the last meal, belongs on paper before you leave the bedside. An unexplained patient who has become quiet is not a settled patient, so keep rechecking, keep them where you can see them, and ask for help while the patient can still talk to you.</w:t>
       </w:r>
     </w:p>
     <w:bookmarkEnd w:id="39"/>
